--- a/файлы/rasporyazhenie-proekt.docx
+++ b/файлы/rasporyazhenie-proekt.docx
@@ -598,7 +598,7 @@
           <w:sz w:val="28"/>
           <w:szCs w:val="28"/>
         </w:rPr>
-        <w:t xml:space="preserve">Уваров Геннадий Геннадьевич — начальник отдела информационного обслуживания Финансового управления администрации Благовещенского муниципального округа</w:t>
+        <w:t xml:space="preserve">Уваров Геннадий Геннадьевич — начальник отдела информационного обслуживания Финансового управления администрации Благовещенского округа</w:t>
       </w:r>
     </w:p>
     <w:p>

--- a/файлы/rasporyazhenie-proekt.docx
+++ b/файлы/rasporyazhenie-proekt.docx
@@ -677,7 +677,7 @@
           <w:sz w:val="28"/>
           <w:szCs w:val="28"/>
         </w:rPr>
-        <w:t xml:space="preserve">Комчадалова Анна Александровна — начальник отдела муниципального контроля администрации Благовещенского муниципального округа</w:t>
+        <w:t xml:space="preserve">Камчадалова Анна Александровна — начальник отдела муниципального контроля администрации Благовещенского муниципального округа</w:t>
       </w:r>
     </w:p>
     <w:p>

--- a/файлы/rasporyazhenie-proekt.docx
+++ b/файлы/rasporyazhenie-proekt.docx
@@ -677,7 +677,7 @@
           <w:sz w:val="28"/>
           <w:szCs w:val="28"/>
         </w:rPr>
-        <w:t xml:space="preserve">Камчадалова Анна Александровна — начальник отдела муниципального контроля администрации Благовещенского муниципального округа</w:t>
+        <w:t xml:space="preserve">Комчадалова Анна Александровна — начальник отдела муниципального контроля администрации Благовещенского муниципального округа</w:t>
       </w:r>
     </w:p>
     <w:p>
